--- a/Module 3/IPO_Document_Module3_Iana_Vasileva.docx
+++ b/Module 3/IPO_Document_Module3_Iana_Vasileva.docx
@@ -605,7 +605,13 @@
               <w:t xml:space="preserve"> </w:t>
             </w:r>
             <w:r>
-              <w:t>Amount received by three people</w:t>
+              <w:t xml:space="preserve">Amount received by </w:t>
+            </w:r>
+            <w:r>
+              <w:t xml:space="preserve">each of </w:t>
+            </w:r>
+            <w:r>
+              <w:t>three people</w:t>
             </w:r>
           </w:p>
         </w:tc>
@@ -926,69 +932,68 @@
             <w:pPr>
               <w:spacing w:after="160" w:line="278" w:lineRule="auto"/>
             </w:pPr>
-            <w:proofErr w:type="gramStart"/>
-            <w:r>
-              <w:t>Compute</w:t>
-            </w:r>
-            <w:proofErr w:type="gramEnd"/>
-            <w:r>
-              <w:t xml:space="preserve"> amount </w:t>
-            </w:r>
-            <w:proofErr w:type="gramStart"/>
-            <w:r>
-              <w:t>off</w:t>
-            </w:r>
-            <w:proofErr w:type="gramEnd"/>
+            <w:r>
+              <w:t xml:space="preserve">Compute amount off </w:t>
+            </w:r>
+            <w:proofErr w:type="spellStart"/>
+            <w:r>
+              <w:t>msrp</w:t>
+            </w:r>
+            <w:proofErr w:type="spellEnd"/>
+            <w:r>
+              <w:t xml:space="preserve"> received</w:t>
+            </w:r>
+            <w:r>
+              <w:t xml:space="preserve"> to be</w:t>
+            </w:r>
             <w:r>
               <w:t xml:space="preserve"> </w:t>
             </w:r>
             <w:proofErr w:type="spellStart"/>
             <w:r>
-              <w:t>msrp</w:t>
+              <w:t>ms</w:t>
+            </w:r>
+            <w:r>
+              <w:t>r</w:t>
+            </w:r>
+            <w:r>
+              <w:t>p</w:t>
             </w:r>
             <w:proofErr w:type="spellEnd"/>
             <w:r>
-              <w:t xml:space="preserve"> received</w:t>
-            </w:r>
-            <w:r>
-              <w:t xml:space="preserve"> to be</w:t>
-            </w:r>
-            <w:r>
-              <w:t xml:space="preserve"> </w:t>
-            </w:r>
+              <w:t>*discount precent</w:t>
+            </w:r>
+          </w:p>
+        </w:tc>
+        <w:tc>
+          <w:tcPr>
+            <w:tcW w:w="2873" w:type="dxa"/>
+            <w:tcBorders>
+              <w:top w:val="single" w:sz="4" w:space="0" w:color="auto"/>
+              <w:left w:val="single" w:sz="4" w:space="0" w:color="auto"/>
+              <w:bottom w:val="single" w:sz="4" w:space="0" w:color="auto"/>
+              <w:right w:val="single" w:sz="4" w:space="0" w:color="auto"/>
+            </w:tcBorders>
+            <w:hideMark/>
+          </w:tcPr>
+          <w:p>
+            <w:r>
+              <w:t xml:space="preserve">Display the make, model, </w:t>
+            </w:r>
+          </w:p>
+          <w:p>
+            <w:pPr>
+              <w:spacing w:after="160" w:line="278" w:lineRule="auto"/>
+            </w:pPr>
             <w:proofErr w:type="spellStart"/>
             <w:r>
-              <w:t>mrsp</w:t>
-            </w:r>
-            <w:proofErr w:type="spellEnd"/>
-            <w:r>
-              <w:t>*discount precent</w:t>
-            </w:r>
-          </w:p>
-        </w:tc>
-        <w:tc>
-          <w:tcPr>
-            <w:tcW w:w="2873" w:type="dxa"/>
-            <w:tcBorders>
-              <w:top w:val="single" w:sz="4" w:space="0" w:color="auto"/>
-              <w:left w:val="single" w:sz="4" w:space="0" w:color="auto"/>
-              <w:bottom w:val="single" w:sz="4" w:space="0" w:color="auto"/>
-              <w:right w:val="single" w:sz="4" w:space="0" w:color="auto"/>
-            </w:tcBorders>
-            <w:hideMark/>
-          </w:tcPr>
-          <w:p>
-            <w:r>
-              <w:t xml:space="preserve">Display the make, model, </w:t>
-            </w:r>
-          </w:p>
-          <w:p>
-            <w:pPr>
-              <w:spacing w:after="160" w:line="278" w:lineRule="auto"/>
-            </w:pPr>
-            <w:proofErr w:type="spellStart"/>
-            <w:r>
-              <w:t>mrsp</w:t>
+              <w:t>ms</w:t>
+            </w:r>
+            <w:r>
+              <w:t>r</w:t>
+            </w:r>
+            <w:r>
+              <w:t>p</w:t>
             </w:r>
             <w:proofErr w:type="spellEnd"/>
             <w:r>
@@ -1044,7 +1049,13 @@
             </w:r>
             <w:proofErr w:type="spellStart"/>
             <w:r>
-              <w:t>mrsp</w:t>
+              <w:t>ms</w:t>
+            </w:r>
+            <w:r>
+              <w:t>r</w:t>
+            </w:r>
+            <w:r>
+              <w:t>p</w:t>
             </w:r>
             <w:proofErr w:type="spellEnd"/>
             <w:r>
